--- a/Hoja_alumno_Pilar1_Complejos.docx
+++ b/Hoja_alumno_Pilar1_Complejos.docx
@@ -1644,6 +1644,132 @@
           <w:szCs w:val="22"/>
         </w:rPr>
         <w:t xml:space="preserve">Clasificar el régimen de vibración por la posición de la raíz.</w:t>
+      </w:r>
+    </w:p>
+    <w:p>
+      <w:r>
+        <w:br w:type="page"/>
+      </w:r>
+    </w:p>
+    <w:p>
+      <w:pPr>
+        <w:pBdr>
+          <w:bottom w:val="single" w:color="C55A11" w:sz="14"/>
+        </w:pBdr>
+        <w:spacing w:after="20" w:before="60"/>
+      </w:pPr>
+      <w:r>
+        <w:rPr>
+          <w:rFonts w:ascii="Calibri" w:cs="Calibri" w:eastAsia="Calibri" w:hAnsi="Calibri"/>
+          <w:b/>
+          <w:bCs/>
+          <w:color w:val="1F3864"/>
+          <w:sz w:val="25"/>
+          <w:szCs w:val="25"/>
+        </w:rPr>
+        <w:t xml:space="preserve">Créditos y cómo citar</w:t>
+      </w:r>
+    </w:p>
+    <w:p>
+      <w:pPr>
+        <w:spacing w:after="70" w:line="276"/>
+      </w:pPr>
+      <w:r>
+        <w:rPr>
+          <w:rFonts w:ascii="Calibri" w:cs="Calibri" w:eastAsia="Calibri" w:hAnsi="Calibri"/>
+          <w:b/>
+          <w:bCs/>
+          <w:color w:val="1F3864"/>
+          <w:sz w:val="22"/>
+          <w:szCs w:val="22"/>
+        </w:rPr>
+        <w:t xml:space="preserve">Autoría. </w:t>
+      </w:r>
+      <w:r>
+        <w:rPr>
+          <w:rFonts w:ascii="Calibri" w:cs="Calibri" w:eastAsia="Calibri" w:hAnsi="Calibri"/>
+          <w:sz w:val="22"/>
+          <w:szCs w:val="22"/>
+        </w:rPr>
+        <w:t xml:space="preserve">Elodie Strupiechonski (ENES Juriquilla, UNAM · ORCID 0000-0001-8991-8499) y Andrés de Luna Bugallo (CFATA, UNAM · ORCID 0000-0002-7591-5235).</w:t>
+      </w:r>
+    </w:p>
+    <w:p>
+      <w:pPr>
+        <w:spacing w:after="70" w:line="276"/>
+      </w:pPr>
+      <w:r>
+        <w:rPr>
+          <w:rFonts w:ascii="Calibri" w:cs="Calibri" w:eastAsia="Calibri" w:hAnsi="Calibri"/>
+          <w:b/>
+          <w:bCs/>
+          <w:color w:val="1F3864"/>
+          <w:sz w:val="22"/>
+          <w:szCs w:val="22"/>
+        </w:rPr>
+        <w:t xml:space="preserve">Licencia. </w:t>
+      </w:r>
+      <w:r>
+        <w:rPr>
+          <w:rFonts w:ascii="Calibri" w:cs="Calibri" w:eastAsia="Calibri" w:hAnsi="Calibri"/>
+          <w:sz w:val="22"/>
+          <w:szCs w:val="22"/>
+        </w:rPr>
+        <w:t xml:space="preserve">Creative Commons Atribución 4.0 Internacional (CC BY 4.0): se puede compartir y adaptar citando la fuente.</w:t>
+      </w:r>
+    </w:p>
+    <w:p>
+      <w:pPr>
+        <w:spacing w:after="30"/>
+      </w:pPr>
+      <w:r>
+        <w:rPr>
+          <w:rFonts w:ascii="Calibri" w:cs="Calibri" w:eastAsia="Calibri" w:hAnsi="Calibri"/>
+          <w:b/>
+          <w:bCs/>
+          <w:color w:val="1F3864"/>
+          <w:sz w:val="22"/>
+          <w:szCs w:val="22"/>
+        </w:rPr>
+        <w:t xml:space="preserve">Cómo citar (APA):</w:t>
+      </w:r>
+    </w:p>
+    <w:p>
+      <w:pPr>
+        <w:pBdr>
+          <w:top w:val="single" w:color="C3D3EA" w:sz="4"/>
+          <w:bottom w:val="single" w:color="C3D3EA" w:sz="4"/>
+          <w:left w:val="single" w:color="4472C4" w:sz="16"/>
+          <w:right w:val="single" w:color="C3D3EA" w:sz="4"/>
+        </w:pBdr>
+        <w:shd w:fill="EEF3FA" w:color="auto" w:val="clear"/>
+        <w:spacing w:after="80"/>
+      </w:pPr>
+      <w:r>
+        <w:rPr>
+          <w:rFonts w:ascii="Calibri" w:cs="Calibri" w:eastAsia="Calibri" w:hAnsi="Calibri"/>
+          <w:i/>
+          <w:iCs/>
+          <w:sz w:val="20"/>
+          <w:szCs w:val="20"/>
+        </w:rPr>
+        <w:t xml:space="preserve">Strupiechonski, E., &amp; de Luna Bugallo, A. (2026). Vibraciones — Exploradores interactivos (Versión 1.0) [Recurso educativo abierto]. UNAM, ENES Juriquilla. https://doi.org/10.5281/zenodo.XXXXXXX</w:t>
+      </w:r>
+    </w:p>
+    <w:p>
+      <w:pPr>
+        <w:spacing w:after="40"/>
+      </w:pPr>
+      <w:r>
+        <w:rPr>
+          <w:rFonts w:ascii="Calibri" w:cs="Calibri" w:eastAsia="Calibri" w:hAnsi="Calibri"/>
+          <w:i/>
+          <w:iCs/>
+          <w:color w:val="595959"/>
+          <w:sz w:val="18"/>
+          <w:szCs w:val="18"/>
+        </w:rPr>
+        <w:t xml:space="preserve">El DOI se completa al publicar la versión en Zenodo.</w:t>
       </w:r>
     </w:p>
     <w:sectPr>
